--- a/docs/guides/Delphi App Translation Studio Wizard-to-Runtime Complete Procedure.docx
+++ b/docs/guides/Delphi App Translation Studio Wizard-to-Runtime Complete Procedure.docx
@@ -78,9 +78,9 @@
           <w:color w:val="5D7693"/>
           <w:sz w:val="22"/>
         </w:rPr>
-        <w:t>Current pre-release test workflow</w:t>
+        <w:t>Current production workflow</w:t>
         <w:br/>
-        <w:t>Last changed: August 12, 2026</w:t>
+        <w:t>Last changed: September 30, 2026</w:t>
         <w:br/>
         <w:t>Windows - Delphi VCL and FireMonkey - Win32 and Win64</w:t>
         <w:br/>
@@ -632,7 +632,7 @@
     </w:p>
     <w:p>
       <w:r>
-        <w:t>The Setup Wizard performs the first project scan, automatic provider translation, validation, JSON export, component-kit generation, Search Path configuration, and language-pack deployment configuration. It does not place components on a Delphi form; that remains a normal RAD Studio Form Designer operation.</w:t>
+        <w:t>The Setup Wizard performs the first project scan, automatic provider translation, validation, JSON export, component-kit generation, project-local dependency preparation, and direct language-pack deployment. It does not place components on a Delphi form; that remains a normal RAD Studio Form Designer operation. It also does not edit the DPROJ: the developer adds the documented compiler Search Path in Project Options.</w:t>
       </w:r>
     </w:p>
     <w:p>
@@ -6473,7 +6473,7 @@
         <w:pStyle w:val="ListBullet"/>
       </w:pPr>
       <w:r>
-        <w:t>Do not distribute or publish this pre-release test output as a production localization solution.</w:t>
+        <w:t>Before distributing the localized application, review its machine-translated wording and verify every supported language, screen, and deployed output in the actual target application.</w:t>
       </w:r>
     </w:p>
     <w:p>
